--- a/zhs/docx/049.content.docx
+++ b/zhs/docx/049.content.docx
@@ -19,7 +19,7 @@
         <w:rPr>
           <w:lang w:val="zh_CN" w:bidi="zh_CN"/>
         </w:rPr>
-        <w:t>Resource: 关键词 (SRV)</w:t>
+        <w:t>Resource: Familiarization, Internalization, Articulation (Fia) Terms</w:t>
       </w:r>
       <w:r>
         <w:rPr>
@@ -39,37 +39,80 @@
           <w:b/>
           <w:lang w:val="zh_CN" w:bidi="zh_CN"/>
         </w:rPr>
-        <w:t>Familiarization, Internalization, Articulation (FIA) Key Terms</w:t>
+        <w:t>Familiarization, Internalization, Articulation (Fia) Terms</w:t>
       </w:r>
       <w:r>
         <w:rPr>
           <w:lang w:val="zh_CN" w:bidi="zh_CN"/>
         </w:rPr>
-        <w:t xml:space="preserve"> © 2023 SRV Partners Released under CC BY-SA 4.0 license. </w:t>
+        <w:t xml:space="preserve"> (Chinese (Simplified)) is based on: </w:t>
       </w:r>
       <w:r>
         <w:rPr>
           <w:lang w:val="zh_CN" w:bidi="zh_CN"/>
         </w:rPr>
-        <w:t>Familiarization, Internalization, Articulation (FIA) Key Terms</w:t>
+        <w:t>Familiarization, Internalization, Articulation (Fia) Terms</w:t>
       </w:r>
       <w:r>
         <w:rPr>
           <w:lang w:val="zh_CN" w:bidi="zh_CN"/>
         </w:rPr>
-        <w:t xml:space="preserve"> has been adapted in the following languages Tok Pisin, عربي, Français, हिंदी, Bahasa Indonesia, Português, Русский, Español, Kiswahili, 简体中文 from </w:t>
+        <w:t xml:space="preserve">, </w:t>
+      </w:r>
+      <w:hyperlink r:id="rId13">
+        <w:r>
+          <w:rPr>
+            <w:lang w:val="zh_CN" w:bidi="zh_CN"/>
+          </w:rPr>
+          <w:rPr>
+            <w:color w:val="0000EE"/>
+            <w:u w:val="single"/>
+          </w:rPr>
+          <w:t>SRV Partners</w:t>
+        </w:r>
+      </w:hyperlink>
+      <w:r>
+        <w:rPr>
+          <w:lang w:val="zh_CN" w:bidi="zh_CN"/>
+        </w:rPr>
+        <w:t xml:space="preserve">, 2023, which is licensed under a </w:t>
+      </w:r>
+      <w:hyperlink r:id="rId14">
+        <w:r>
+          <w:rPr>
+            <w:lang w:val="zh_CN" w:bidi="zh_CN"/>
+          </w:rPr>
+          <w:rPr>
+            <w:color w:val="0000EE"/>
+            <w:u w:val="single"/>
+          </w:rPr>
+          <w:t>CC BY-SA 4.0 license</w:t>
+        </w:r>
+      </w:hyperlink>
+      <w:r>
+        <w:rPr>
+          <w:lang w:val="zh_CN" w:bidi="zh_CN"/>
+        </w:rPr>
+        <w:t>.</w:t>
       </w:r>
       <w:r>
         <w:rPr>
           <w:lang w:val="zh_CN" w:bidi="zh_CN"/>
         </w:rPr>
-        <w:t>Familiarization, Internalization, Articulation (FIA)</w:t>
+      </w:r>
+    </w:p>
+    <w:p>
+      <w:pPr/>
+      <w:r>
+        <w:rPr>
+          <w:lang w:val="zh_CN" w:bidi="zh_CN"/>
+        </w:rPr>
       </w:r>
       <w:r>
         <w:rPr>
           <w:lang w:val="zh_CN" w:bidi="zh_CN"/>
         </w:rPr>
-        <w:t xml:space="preserve"> © 2023 SRV Partners. Released under CC BY-SA 4.0 license by Mission Mutual</w:t>
+        <w:t>This PDF version is provided under the same license.</w:t>
       </w:r>
       <w:r>
         <w:rPr>
@@ -90,7 +133,7 @@
         <w:rPr>
           <w:lang w:val="zh_CN" w:bidi="zh_CN"/>
         </w:rPr>
-        <w:t>关键词 (SRV)</w:t>
+        <w:t>Familiarization, Internalization, Articulation (Fia) Terms</w:t>
       </w:r>
     </w:p>
     <w:p>
@@ -232,36 +275,54 @@
         </w:rPr>
         <w:t xml:space="preserve">一群绵羊或山羊被称为羊群。 牧羊人负责带羊群到牠们可以找到牠们需要吃的草或植物的地方，以及牠们可以喝水的地方。 牧羊人必须确保没有任何绵羊或山羊迷路。 做牧羊人是艰苦的工作，因为他们有时必须与动物一起走很远，为牠们找到足够的食物和水，他们必须经常离开家，并与他们的动物一起睡在外面。牧羊人也必须保护他的羊群不受野生动物的攻击。 </w:t>
       </w:r>
-      <w:r>
-        <w:rPr>
-          <w:lang w:val="zh_CN" w:bidi="zh_CN"/>
-        </w:rPr>
-        <w:t>大卫</w:t>
-      </w:r>
+      <w:hyperlink r:id="rId15">
+        <w:r>
+          <w:rPr>
+            <w:lang w:val="zh_CN" w:bidi="zh_CN"/>
+          </w:rPr>
+          <w:rPr>
+            <w:color w:val="0000EE"/>
+            <w:u w:val="single"/>
+          </w:rPr>
+          <w:t>大卫</w:t>
+        </w:r>
+      </w:hyperlink>
       <w:r>
         <w:rPr>
           <w:lang w:val="zh_CN" w:bidi="zh_CN"/>
         </w:rPr>
         <w:t>王是最受</w:t>
       </w:r>
-      <w:r>
-        <w:rPr>
-          <w:lang w:val="zh_CN" w:bidi="zh_CN"/>
-        </w:rPr>
-        <w:t>以色列人</w:t>
-      </w:r>
+      <w:hyperlink r:id="rId16">
+        <w:r>
+          <w:rPr>
+            <w:lang w:val="zh_CN" w:bidi="zh_CN"/>
+          </w:rPr>
+          <w:rPr>
+            <w:color w:val="0000EE"/>
+            <w:u w:val="single"/>
+          </w:rPr>
+          <w:t>以色列人</w:t>
+        </w:r>
+      </w:hyperlink>
       <w:r>
         <w:rPr>
           <w:lang w:val="zh_CN" w:bidi="zh_CN"/>
         </w:rPr>
         <w:t>喜爱的</w:t>
       </w:r>
-      <w:r>
-        <w:rPr>
-          <w:lang w:val="zh_CN" w:bidi="zh_CN"/>
-        </w:rPr>
-        <w:t>王</w:t>
-      </w:r>
+      <w:hyperlink r:id="rId17">
+        <w:r>
+          <w:rPr>
+            <w:lang w:val="zh_CN" w:bidi="zh_CN"/>
+          </w:rPr>
+          <w:rPr>
+            <w:color w:val="0000EE"/>
+            <w:u w:val="single"/>
+          </w:rPr>
+          <w:t>王</w:t>
+        </w:r>
+      </w:hyperlink>
       <w:r>
         <w:rPr>
           <w:lang w:val="zh_CN" w:bidi="zh_CN"/>
@@ -295,6 +356,77 @@
           <w:lang w:val="zh_CN" w:bidi="zh_CN"/>
         </w:rPr>
         <w:t>在新约时代，有些人看不起牧羊人，认为他们是粗俗的，未受过教育的人。</w:t>
+      </w:r>
+      <w:r>
+        <w:rPr>
+          <w:lang w:val="zh_CN" w:bidi="zh_CN"/>
+        </w:rPr>
+      </w:r>
+      <w:r>
+        <w:rPr>
+          <w:lang w:val="zh_CN" w:bidi="zh_CN"/>
+        </w:rPr>
+      </w:r>
+    </w:p>
+    <w:p>
+      <w:pPr/>
+      <w:r>
+        <w:rPr>
+          <w:lang w:val="zh_CN" w:bidi="zh_CN"/>
+        </w:rPr>
+      </w:r>
+    </w:p>
+    <w:p>
+      <w:pPr>
+        <w:pStyle w:val="Heading2"/>
+      </w:pPr>
+      <w:r>
+        <w:rPr>
+          <w:lang w:val="zh_CN" w:bidi="zh_CN"/>
+        </w:rPr>
+        <w:t>牧羊人</w:t>
+      </w:r>
+      <w:r>
+        <w:rPr>
+          <w:lang w:val="zh_CN" w:bidi="zh_CN"/>
+        </w:rPr>
+      </w:r>
+    </w:p>
+    <w:p>
+      <w:pPr>
+        <w:pStyle w:val="Heading4"/>
+      </w:pPr>
+      <w:r>
+        <w:rPr>
+          <w:lang w:val="zh_CN" w:bidi="zh_CN"/>
+        </w:rPr>
+        <w:t>Audio Content</w:t>
+      </w:r>
+    </w:p>
+    <w:p>
+      <w:pPr/>
+      <w:r>
+        <w:rPr>
+          <w:lang w:val="zh_CN" w:bidi="zh_CN"/>
+        </w:rPr>
+      </w:r>
+      <w:hyperlink r:id="rId18">
+        <w:r>
+          <w:rPr>
+            <w:lang w:val="zh_CN" w:bidi="zh_CN"/>
+          </w:rPr>
+          <w:rPr>
+            <w:color w:val="0000EE"/>
+            <w:u w:val="single"/>
+          </w:rPr>
+          <w:t>mp3 file</w:t>
+        </w:r>
+      </w:hyperlink>
+      <w:r>
+        <w:rPr>
+          <w:lang w:val="zh_CN" w:bidi="zh_CN"/>
+        </w:rPr>
+        <w:t xml:space="preserve"> (None KB)</w:t>
       </w:r>
       <w:r>
         <w:rPr>

--- a/zhs/docx/049.content.docx
+++ b/zhs/docx/049.content.docx
@@ -39,80 +39,37 @@
           <w:b/>
           <w:lang w:val="zh_CN" w:bidi="zh_CN"/>
         </w:rPr>
-        <w:t>Familiarization, Internalization, Articulation (Fia) Terms</w:t>
+        <w:t>Familiarization, Internalization, Articulation (FIA) Key Terms</w:t>
       </w:r>
       <w:r>
         <w:rPr>
           <w:lang w:val="zh_CN" w:bidi="zh_CN"/>
         </w:rPr>
-        <w:t xml:space="preserve"> (Chinese (Simplified)) is based on: </w:t>
+        <w:t xml:space="preserve"> © 2023 SRV Partners Released under CC BY-SA 4.0 license. </w:t>
       </w:r>
       <w:r>
         <w:rPr>
           <w:lang w:val="zh_CN" w:bidi="zh_CN"/>
         </w:rPr>
-        <w:t>Familiarization, Internalization, Articulation (Fia) Terms</w:t>
+        <w:t>Familiarization, Internalization, Articulation (FIA) Key Terms</w:t>
       </w:r>
       <w:r>
         <w:rPr>
           <w:lang w:val="zh_CN" w:bidi="zh_CN"/>
         </w:rPr>
-        <w:t xml:space="preserve">, </w:t>
-      </w:r>
-      <w:hyperlink r:id="rId13">
-        <w:r>
-          <w:rPr>
-            <w:lang w:val="zh_CN" w:bidi="zh_CN"/>
-          </w:rPr>
-          <w:rPr>
-            <w:color w:val="0000EE"/>
-            <w:u w:val="single"/>
-          </w:rPr>
-          <w:t>SRV Partners</w:t>
-        </w:r>
-      </w:hyperlink>
-      <w:r>
-        <w:rPr>
-          <w:lang w:val="zh_CN" w:bidi="zh_CN"/>
-        </w:rPr>
-        <w:t xml:space="preserve">, 2023, which is licensed under a </w:t>
-      </w:r>
-      <w:hyperlink r:id="rId14">
-        <w:r>
-          <w:rPr>
-            <w:lang w:val="zh_CN" w:bidi="zh_CN"/>
-          </w:rPr>
-          <w:rPr>
-            <w:color w:val="0000EE"/>
-            <w:u w:val="single"/>
-          </w:rPr>
-          <w:t>CC BY-SA 4.0 license</w:t>
-        </w:r>
-      </w:hyperlink>
-      <w:r>
-        <w:rPr>
-          <w:lang w:val="zh_CN" w:bidi="zh_CN"/>
-        </w:rPr>
-        <w:t>.</w:t>
+        <w:t xml:space="preserve"> has been adapted in the following languages Tok Pisin, عربي, Français, हिंदी, Bahasa Indonesia, Português, Русский, Español, Kiswahili, 简体中文 from </w:t>
       </w:r>
       <w:r>
         <w:rPr>
           <w:lang w:val="zh_CN" w:bidi="zh_CN"/>
         </w:rPr>
-      </w:r>
-    </w:p>
-    <w:p>
-      <w:pPr/>
-      <w:r>
-        <w:rPr>
-          <w:lang w:val="zh_CN" w:bidi="zh_CN"/>
-        </w:rPr>
+        <w:t>Familiarization, Internalization, Articulation (FIA)</w:t>
       </w:r>
       <w:r>
         <w:rPr>
           <w:lang w:val="zh_CN" w:bidi="zh_CN"/>
         </w:rPr>
-        <w:t>This PDF version is provided under the same license.</w:t>
+        <w:t xml:space="preserve"> © 2023 SRV Partners. Released under CC BY-SA 4.0 license by Mission Mutual</w:t>
       </w:r>
       <w:r>
         <w:rPr>
@@ -275,7 +232,7 @@
         </w:rPr>
         <w:t xml:space="preserve">一群绵羊或山羊被称为羊群。 牧羊人负责带羊群到牠们可以找到牠们需要吃的草或植物的地方，以及牠们可以喝水的地方。 牧羊人必须确保没有任何绵羊或山羊迷路。 做牧羊人是艰苦的工作，因为他们有时必须与动物一起走很远，为牠们找到足够的食物和水，他们必须经常离开家，并与他们的动物一起睡在外面。牧羊人也必须保护他的羊群不受野生动物的攻击。 </w:t>
       </w:r>
-      <w:hyperlink r:id="rId15">
+      <w:hyperlink r:id="rId13">
         <w:r>
           <w:rPr>
             <w:lang w:val="zh_CN" w:bidi="zh_CN"/>
@@ -293,7 +250,7 @@
         </w:rPr>
         <w:t>王是最受</w:t>
       </w:r>
-      <w:hyperlink r:id="rId16">
+      <w:hyperlink r:id="rId14">
         <w:r>
           <w:rPr>
             <w:lang w:val="zh_CN" w:bidi="zh_CN"/>
@@ -311,7 +268,7 @@
         </w:rPr>
         <w:t>喜爱的</w:t>
       </w:r>
-      <w:hyperlink r:id="rId17">
+      <w:hyperlink r:id="rId15">
         <w:r>
           <w:rPr>
             <w:lang w:val="zh_CN" w:bidi="zh_CN"/>
@@ -410,7 +367,7 @@
           <w:lang w:val="zh_CN" w:bidi="zh_CN"/>
         </w:rPr>
       </w:r>
-      <w:hyperlink r:id="rId18">
+      <w:hyperlink r:id="rId16">
         <w:r>
           <w:rPr>
             <w:lang w:val="zh_CN" w:bidi="zh_CN"/>

--- a/zhs/docx/049.content.docx
+++ b/zhs/docx/049.content.docx
@@ -45,7 +45,7 @@
         <w:rPr>
           <w:lang w:val="zh_CN" w:bidi="zh_CN"/>
         </w:rPr>
-        <w:t xml:space="preserve"> © 2023 SRV Partners Released under CC BY-SA 4.0 license. </w:t>
+        <w:t xml:space="preserve"> © 2025 Word Collective Released under CC BY-SA 4.0 license. </w:t>
       </w:r>
       <w:r>
         <w:rPr>
@@ -69,7 +69,7 @@
         <w:rPr>
           <w:lang w:val="zh_CN" w:bidi="zh_CN"/>
         </w:rPr>
-        <w:t xml:space="preserve"> © 2023 SRV Partners. Released under CC BY-SA 4.0 license by Mission Mutual</w:t>
+        <w:t xml:space="preserve"> © 2025 Word Collective. Released under CC BY-SA 4.0 license by Mission Mutual</w:t>
       </w:r>
       <w:r>
         <w:rPr>
